--- a/week-1-reasoning-puzzles/week-1-reading-homework.docx
+++ b/week-1-reasoning-puzzles/week-1-reading-homework.docx
@@ -46,6 +46,16 @@
         </w:rPr>
         <w:t>Read McFeetors after Tuesday, then write one dated journal entry in Marginalia with both parts below. Don't just give answers — explain your reasoning; that's what counts.</w:t>
       </w:r>
+      <w:hyperlink r:id="rId12">
+        <w:r>
+          <w:rPr>
+            <w:rFonts w:ascii="Inter" w:hAnsi="Inter"/>
+            <w:color w:val="2563EB"/>
+            <w:u w:val="single"/>
+          </w:rPr>
+          <w:t xml:space="preserve">  Open the article →</w:t>
+        </w:r>
+      </w:hyperlink>
     </w:p>
     <w:p>
       <w:pPr>

--- a/week-1-reasoning-puzzles/week-1-reading-homework.docx
+++ b/week-1-reasoning-puzzles/week-1-reading-homework.docx
@@ -13,7 +13,7 @@
           <w:b/>
           <w:color w:val="1F4E96"/>
         </w:rPr>
-        <w:t>Reading Homework — McFeetors &amp; Palfy (2017)</w:t>
+        <w:t>Reading Homework — Week 1</w:t>
       </w:r>
     </w:p>
     <w:p>

--- a/week-1-reasoning-puzzles/week-1-reading-homework.docx
+++ b/week-1-reasoning-puzzles/week-1-reading-homework.docx
@@ -46,6 +46,28 @@
         </w:rPr>
         <w:t>Read McFeetors after Tuesday, then write one dated journal entry in Marginalia with both parts below. Don't just give answers — explain your reasoning; that's what counts.</w:t>
       </w:r>
+    </w:p>
+    <w:p>
+      <w:pPr>
+        <w:spacing w:after="120"/>
+      </w:pPr>
+      <w:r>
+        <w:rPr>
+          <w:rFonts w:ascii="Inter" w:hAnsi="Inter"/>
+          <w:b/>
+          <w:color w:val="1F4E96"/>
+          <w:sz w:val="24"/>
+        </w:rPr>
+        <w:t>The readings</w:t>
+      </w:r>
+    </w:p>
+    <w:p>
+      <w:r>
+        <w:rPr>
+          <w:rFonts w:ascii="Inter" w:hAnsi="Inter"/>
+        </w:rPr>
+        <w:t xml:space="preserve">McFeetors, P. J., &amp; Palfy, K. (2017). We're in Math Class Playing Games, Not Playing Games in Math Class. Mathematics Teaching in the Middle School, 22(9), 534–544. </w:t>
+      </w:r>
       <w:hyperlink r:id="rId12">
         <w:r>
           <w:rPr>
@@ -53,9 +75,23 @@
             <w:color w:val="2563EB"/>
             <w:u w:val="single"/>
           </w:rPr>
-          <w:t xml:space="preserve">  Open the article →</w:t>
+          <w:t>https://doi-org.proxy.lib.miamioh.edu/10.5951/mathteacmiddscho.22.9.0534</w:t>
         </w:r>
       </w:hyperlink>
+    </w:p>
+    <w:p>
+      <w:pPr>
+        <w:spacing w:after="120"/>
+      </w:pPr>
+      <w:r>
+        <w:rPr>
+          <w:rFonts w:ascii="Inter" w:hAnsi="Inter"/>
+          <w:b/>
+          <w:color w:val="1F4E96"/>
+          <w:sz w:val="24"/>
+        </w:rPr>
+        <w:t>Your journal entry</w:t>
+      </w:r>
     </w:p>
     <w:p>
       <w:pPr>

--- a/week-1-reasoning-puzzles/week-1-reading-homework.docx
+++ b/week-1-reasoning-puzzles/week-1-reading-homework.docx
@@ -35,7 +35,7 @@
           <w:color w:val="1F4E96"/>
           <w:sz w:val="26"/>
         </w:rPr>
-        <w:t>Week 1 · Learner</w:t>
+        <w:t>Learner</w:t>
       </w:r>
     </w:p>
     <w:p>

--- a/week-1-reasoning-puzzles/week-1-reading-homework.docx
+++ b/week-1-reasoning-puzzles/week-1-reading-homework.docx
@@ -44,7 +44,7 @@
           <w:rFonts w:ascii="Inter" w:hAnsi="Inter"/>
           <w:i/>
         </w:rPr>
-        <w:t>Read McFeetors after Tuesday, then write one dated journal entry in Marginalia with both parts below. Don't just give answers — explain your reasoning; that's what counts.</w:t>
+        <w:t>Read McFeetors after Tuesday, then write one dated journal entry in Journaler with both parts below. Don't just give answers — explain your reasoning; that's what counts.</w:t>
       </w:r>
     </w:p>
     <w:p>

--- a/week-1-reasoning-puzzles/week-1-reading-homework.docx
+++ b/week-1-reasoning-puzzles/week-1-reading-homework.docx
@@ -101,19 +101,14 @@
         <w:rPr>
           <w:rFonts w:ascii="Inter" w:hAnsi="Inter"/>
           <w:b/>
-          <w:color w:val="1F4E96"/>
-          <w:sz w:val="24"/>
         </w:rPr>
-        <w:t>1 · Rank the opening moves</w:t>
+        <w:t>Engagement.</w:t>
       </w:r>
-    </w:p>
-    <w:p>
       <w:r>
         <w:rPr>
           <w:rFonts w:ascii="Inter" w:hAnsi="Inter"/>
-          <w:i w:val="0"/>
         </w:rPr>
-        <w:t>Below are three possible first moves in the same Metadoku board (shown in no particular order). Rank each move great, okay, or poor, and explain your ranking: what makes a strong first move here? There is no single right order — just explain your reasoning.</w:t>
+        <w:t xml:space="preserve"> How do games engage students in mathematics — and what instructional aims do we have to protect when we use them? Where does the mathematical thinking live in a game, and where can a game drift into play that isn't doing mathematical work? Draw on McFeetors and Palfy, and on what you noticed playing Tuesday, as your evidence.</w:t>
       </w:r>
     </w:p>
     <w:tbl>
@@ -318,30 +313,6 @@
         </w:tc>
       </w:tr>
     </w:tbl>
-    <w:p/>
-    <w:p>
-      <w:pPr>
-        <w:spacing w:after="120"/>
-      </w:pPr>
-      <w:r>
-        <w:rPr>
-          <w:rFonts w:ascii="Inter" w:hAnsi="Inter"/>
-          <w:b/>
-          <w:color w:val="1F4E96"/>
-          <w:sz w:val="24"/>
-        </w:rPr>
-        <w:t>2 · Then think about structure</w:t>
-      </w:r>
-    </w:p>
-    <w:p>
-      <w:r>
-        <w:rPr>
-          <w:rFonts w:ascii="Inter" w:hAnsi="Inter"/>
-          <w:i w:val="0"/>
-        </w:rPr>
-        <w:t>McFeetors studied two-player competitive games; Metadoku is solitaire — you play it alone. Could Metadoku (or Metaplete or Metagons) be played competitively, against an opponent? What would be gained, and what would be lost?</w:t>
-      </w:r>
-    </w:p>
     <w:p>
       <w:r>
         <w:rPr>

--- a/week-1-reasoning-puzzles/week-1-reading-homework.docx
+++ b/week-1-reasoning-puzzles/week-1-reading-homework.docx
@@ -44,7 +44,7 @@
           <w:rFonts w:ascii="Inter" w:hAnsi="Inter"/>
           <w:i/>
         </w:rPr>
-        <w:t>Read McFeetors after Tuesday, then write one dated journal entry in Journaler with both parts below. Don't just give answers — explain your reasoning; that's what counts.</w:t>
+        <w:t>Read McFeetors after Tuesday, then work through it with Todd-in-a-Can in Journaler — highlight what strikes you, think it through, and land on your take on the prompt below. Todd asks the questions; you do the reasoning.</w:t>
       </w:r>
     </w:p>
     <w:p>

--- a/week-1-reasoning-puzzles/week-1-reading-homework.docx
+++ b/week-1-reasoning-puzzles/week-1-reading-homework.docx
@@ -44,7 +44,7 @@
           <w:rFonts w:ascii="Inter" w:hAnsi="Inter"/>
           <w:i/>
         </w:rPr>
-        <w:t>Read McFeetors after Tuesday, then work through it with Todd-in-a-Can in Journaler — highlight what strikes you, think it through, and land on your take on the prompt below. Todd asks the questions; you do the reasoning.</w:t>
+        <w:t>Read McFeetors after the studio, then work through it with Todd-in-a-Can in Journaler — highlight what strikes you, think it through, and land on your take on the prompt below. Todd asks the questions; you do the reasoning.</w:t>
       </w:r>
     </w:p>
     <w:p>
@@ -108,7 +108,7 @@
         <w:rPr>
           <w:rFonts w:ascii="Inter" w:hAnsi="Inter"/>
         </w:rPr>
-        <w:t xml:space="preserve"> How do games engage students in mathematics — and what instructional aims do we have to protect when we use them? Where does the mathematical thinking live in a game, and where can a game drift into play that isn't doing mathematical work? Draw on McFeetors and Palfy, and on what you noticed playing Tuesday, as your evidence.</w:t>
+        <w:t xml:space="preserve"> How do games engage students in mathematics — and what instructional aims do we have to protect when we use them? Where does the mathematical thinking live in a game, and where can a game drift into play that isn't doing mathematical work? Draw on McFeetors and Palfy, and on what you noticed playing in the studio, as your evidence.</w:t>
       </w:r>
     </w:p>
     <w:tbl>
@@ -319,7 +319,7 @@
           <w:rFonts w:ascii="Inter" w:hAnsi="Inter"/>
           <w:i/>
         </w:rPr>
-        <w:t>This is a dated entry in your Reading Journal. Because it's about your own Tuesday and your own reasoning, you can't write it all at once at the end of the term — write it this week.</w:t>
+        <w:t>This is a dated entry in your Reading Journal. Because it's about your own studio session and your own reasoning, you can't write it all at once at the end of the term — write it this week.</w:t>
       </w:r>
     </w:p>
     <w:sectPr>

--- a/week-1-reasoning-puzzles/week-1-reading-homework.docx
+++ b/week-1-reasoning-puzzles/week-1-reading-homework.docx
@@ -9,7 +9,7 @@
       </w:pPr>
       <w:r>
         <w:rPr>
-          <w:rFonts w:ascii="Inter" w:hAnsi="Inter"/>
+          <w:rFonts w:ascii="Calibri" w:hAnsi="Calibri"/>
           <w:b/>
           <w:color w:val="1F4E96"/>
         </w:rPr>
@@ -19,7 +19,7 @@
     <w:p>
       <w:r>
         <w:rPr>
-          <w:rFonts w:ascii="Inter" w:hAnsi="Inter"/>
+          <w:rFonts w:ascii="Calibri" w:hAnsi="Calibri"/>
           <w:b/>
           <w:color w:val="1F4E96"/>
           <w:sz w:val="26"/>
@@ -30,7 +30,7 @@
     <w:p>
       <w:r>
         <w:rPr>
-          <w:rFonts w:ascii="Inter" w:hAnsi="Inter"/>
+          <w:rFonts w:ascii="Calibri" w:hAnsi="Calibri"/>
           <w:b/>
           <w:color w:val="1F4E96"/>
           <w:sz w:val="26"/>
@@ -41,7 +41,7 @@
     <w:p>
       <w:r>
         <w:rPr>
-          <w:rFonts w:ascii="Inter" w:hAnsi="Inter"/>
+          <w:rFonts w:ascii="Calibri" w:hAnsi="Calibri"/>
           <w:i/>
         </w:rPr>
         <w:t>Read McFeetors after the studio, then work through it with Todd-in-a-Can in Journaler — highlight what strikes you, think it through, and land on your take on the prompt below. Todd asks the questions; you do the reasoning.</w:t>
@@ -53,7 +53,7 @@
       </w:pPr>
       <w:r>
         <w:rPr>
-          <w:rFonts w:ascii="Inter" w:hAnsi="Inter"/>
+          <w:rFonts w:ascii="Calibri" w:hAnsi="Calibri"/>
           <w:b/>
           <w:color w:val="1F4E96"/>
           <w:sz w:val="24"/>
@@ -64,14 +64,14 @@
     <w:p>
       <w:r>
         <w:rPr>
-          <w:rFonts w:ascii="Inter" w:hAnsi="Inter"/>
+          <w:rFonts w:ascii="Calibri" w:hAnsi="Calibri"/>
         </w:rPr>
         <w:t xml:space="preserve">McFeetors, P. J., &amp; Palfy, K. (2017). We're in Math Class Playing Games, Not Playing Games in Math Class. Mathematics Teaching in the Middle School, 22(9), 534–544. </w:t>
       </w:r>
       <w:hyperlink r:id="rId12">
         <w:r>
           <w:rPr>
-            <w:rFonts w:ascii="Inter" w:hAnsi="Inter"/>
+            <w:rFonts w:ascii="Calibri" w:hAnsi="Calibri"/>
             <w:color w:val="2563EB"/>
             <w:u w:val="single"/>
           </w:rPr>
@@ -85,7 +85,7 @@
       </w:pPr>
       <w:r>
         <w:rPr>
-          <w:rFonts w:ascii="Inter" w:hAnsi="Inter"/>
+          <w:rFonts w:ascii="Calibri" w:hAnsi="Calibri"/>
           <w:b/>
           <w:color w:val="1F4E96"/>
           <w:sz w:val="24"/>
@@ -99,14 +99,14 @@
       </w:pPr>
       <w:r>
         <w:rPr>
-          <w:rFonts w:ascii="Inter" w:hAnsi="Inter"/>
+          <w:rFonts w:ascii="Calibri" w:hAnsi="Calibri"/>
           <w:b/>
         </w:rPr>
         <w:t>Engagement.</w:t>
       </w:r>
       <w:r>
         <w:rPr>
-          <w:rFonts w:ascii="Inter" w:hAnsi="Inter"/>
+          <w:rFonts w:ascii="Calibri" w:hAnsi="Calibri"/>
         </w:rPr>
         <w:t xml:space="preserve"> How do games engage students in mathematics — and what instructional aims do we have to protect when we use them? Where does the mathematical thinking live in a game, and where can a game drift into play that isn't doing mathematical work? Draw on McFeetors and Palfy, and on what you noticed playing in the studio, as your evidence.</w:t>
       </w:r>
@@ -267,7 +267,7 @@
             </w:pPr>
             <w:r>
               <w:rPr>
-                <w:rFonts w:ascii="Inter" w:hAnsi="Inter"/>
+                <w:rFonts w:ascii="Calibri" w:hAnsi="Calibri"/>
                 <w:b/>
                 <w:sz w:val="20"/>
               </w:rPr>
@@ -285,7 +285,7 @@
             </w:pPr>
             <w:r>
               <w:rPr>
-                <w:rFonts w:ascii="Inter" w:hAnsi="Inter"/>
+                <w:rFonts w:ascii="Calibri" w:hAnsi="Calibri"/>
                 <w:b/>
                 <w:sz w:val="20"/>
               </w:rPr>
@@ -303,7 +303,7 @@
             </w:pPr>
             <w:r>
               <w:rPr>
-                <w:rFonts w:ascii="Inter" w:hAnsi="Inter"/>
+                <w:rFonts w:ascii="Calibri" w:hAnsi="Calibri"/>
                 <w:b/>
                 <w:sz w:val="20"/>
               </w:rPr>
@@ -316,7 +316,7 @@
     <w:p>
       <w:r>
         <w:rPr>
-          <w:rFonts w:ascii="Inter" w:hAnsi="Inter"/>
+          <w:rFonts w:ascii="Calibri" w:hAnsi="Calibri"/>
           <w:i/>
         </w:rPr>
         <w:t>This is a dated entry in your Reading Journal. Because it's about your own studio session and your own reasoning, you can't write it all at once at the end of the term — write it this week.</w:t>
@@ -696,7 +696,7 @@
     <w:qFormat/>
     <w:rsid w:val="00FC693F"/>
     <w:rPr>
-      <w:rFonts w:ascii="Inter" w:hAnsi="Inter" w:cs="Inter"/>
+      <w:rFonts w:ascii="Calibri" w:hAnsi="Calibri" w:cs="Calibri"/>
     </w:rPr>
   </w:style>
   <w:style w:type="paragraph" w:styleId="Header">
@@ -758,7 +758,7 @@
       <w:outlineLvl w:val="0"/>
     </w:pPr>
     <w:rPr>
-      <w:rFonts w:asciiTheme="majorHAnsi" w:eastAsiaTheme="majorEastAsia" w:hAnsiTheme="majorHAnsi" w:cstheme="majorBidi" w:ascii="Inter" w:hAnsi="Inter" w:cs="Inter"/>
+      <w:rFonts w:asciiTheme="majorHAnsi" w:eastAsiaTheme="majorEastAsia" w:hAnsiTheme="majorHAnsi" w:cstheme="majorBidi" w:ascii="Calibri" w:hAnsi="Calibri" w:cs="Calibri"/>
       <w:b/>
       <w:bCs/>
       <w:color w:val="365F91" w:themeColor="accent1" w:themeShade="BF"/>
@@ -782,7 +782,7 @@
       <w:outlineLvl w:val="1"/>
     </w:pPr>
     <w:rPr>
-      <w:rFonts w:asciiTheme="majorHAnsi" w:eastAsiaTheme="majorEastAsia" w:hAnsiTheme="majorHAnsi" w:cstheme="majorBidi" w:ascii="Inter" w:hAnsi="Inter" w:cs="Inter"/>
+      <w:rFonts w:asciiTheme="majorHAnsi" w:eastAsiaTheme="majorEastAsia" w:hAnsiTheme="majorHAnsi" w:cstheme="majorBidi" w:ascii="Calibri" w:hAnsi="Calibri" w:cs="Calibri"/>
       <w:b/>
       <w:bCs/>
       <w:color w:val="4F81BD" w:themeColor="accent1"/>
@@ -1047,7 +1047,7 @@
       <w:contextualSpacing/>
     </w:pPr>
     <w:rPr>
-      <w:rFonts w:asciiTheme="majorHAnsi" w:eastAsiaTheme="majorEastAsia" w:hAnsiTheme="majorHAnsi" w:cstheme="majorBidi" w:ascii="Inter" w:hAnsi="Inter" w:cs="Inter"/>
+      <w:rFonts w:asciiTheme="majorHAnsi" w:eastAsiaTheme="majorEastAsia" w:hAnsiTheme="majorHAnsi" w:cstheme="majorBidi" w:ascii="Calibri" w:hAnsi="Calibri" w:cs="Calibri"/>
       <w:color w:val="17365D" w:themeColor="text2" w:themeShade="BF"/>
       <w:spacing w:val="5"/>
       <w:kern w:val="28"/>

--- a/week-1-reasoning-puzzles/week-1-reading-homework.docx
+++ b/week-1-reasoning-puzzles/week-1-reading-homework.docx
@@ -44,7 +44,7 @@
           <w:rFonts w:ascii="Calibri" w:hAnsi="Calibri"/>
           <w:i/>
         </w:rPr>
-        <w:t>Read McFeetors after the studio, then work through it with Todd-in-a-Can in Journaler — highlight what strikes you, think it through, and land on your take on the prompt below. Todd asks the questions; you do the reasoning.</w:t>
+        <w:t>Read McFeetors after the studio, then work through it in Journaler — highlight what strikes you, think it through, and land on your take on the prompt below. Todd-in-a-Can is there if you want a sounding board.</w:t>
       </w:r>
     </w:p>
     <w:p>

--- a/week-1-reasoning-puzzles/week-1-reading-homework.docx
+++ b/week-1-reasoning-puzzles/week-1-reading-homework.docx
@@ -44,7 +44,7 @@
           <w:rFonts w:ascii="Calibri" w:hAnsi="Calibri"/>
           <w:i/>
         </w:rPr>
-        <w:t>Read McFeetors after the studio, then work through it in Journaler — highlight what strikes you, think it through, and land on your take on the prompt below. Todd-in-a-Can is there if you want a sounding board.</w:t>
+        <w:t>Read McFeetors in Journaler after the studio. Mark the passages you want to use and quote them in your entry. Then answer the prompt below.</w:t>
       </w:r>
     </w:p>
     <w:p>

--- a/week-1-reasoning-puzzles/week-1-reading-homework.docx
+++ b/week-1-reasoning-puzzles/week-1-reading-homework.docx
@@ -44,7 +44,7 @@
           <w:rFonts w:ascii="Calibri" w:hAnsi="Calibri"/>
           <w:i/>
         </w:rPr>
-        <w:t>Read McFeetors in Journaler after the studio. Mark the passages you want to use and quote them in your entry. Then answer the prompt below.</w:t>
+        <w:t>Read McFeetors after the studio, then work through it in Journaler — highlight what strikes you, think it through, and land on your take on the prompt below. Todd-in-a-Can is there if you want a sounding board.</w:t>
       </w:r>
     </w:p>
     <w:p>
